--- a/ru/discovery-articles/6.7 Интернет.docx
+++ b/ru/discovery-articles/6.7 Интернет.docx
@@ -4,13 +4,20 @@
   <w:body>
     <w:p>
       <w:pPr>
-        <w:spacing w:before="0" w:after="80"/>
+        <w:pStyle w:val="Title"/>
+        <w:widowControl/>
+      </w:pPr>
+      <w:r>
+        <w:t>6.7 Интернет</w:t>
+      </w:r>
+    </w:p>
+    <w:p>
+      <w:pPr>
+        <w:keepNext/>
+        <w:widowControl/>
       </w:pPr>
       <w:r>
         <w:rPr>
-          <w:rFonts w:ascii="Calibri" w:hAnsi="Calibri" w:cs="Calibri"/>
-          <w:b/>
-          <w:color w:val="2E74B5"/>
           <w:sz w:val="20"/>
         </w:rPr>
         <w:t>6. Цифровые технологии, космос и связь</w:t>
@@ -19,121 +26,81 @@
     <w:p>
       <w:pPr>
         <w:keepNext/>
-        <w:spacing w:before="0" w:after="120"/>
+        <w:widowControl/>
       </w:pPr>
       <w:r>
         <w:rPr>
-          <w:rFonts w:ascii="Calibri" w:hAnsi="Calibri" w:cs="Calibri"/>
-          <w:b/>
-          <w:color w:val="0B2545"/>
-          <w:sz w:val="48"/>
+          <w:sz w:val="20"/>
         </w:rPr>
-        <w:t>6.7 Интернет</w:t>
+        <w:t>Период: 1969 год — ARPANET; 1970–1980-е — TCP/IP; 1990-е — коммерческий интернет | Основные участники: команда ARPA/DARPA, Винтон Серф, Роберт Кан, Тим Бернерс-Ли</w:t>
       </w:r>
     </w:p>
     <w:p>
       <w:pPr>
-        <w:spacing w:before="0" w:after="200" w:line="276" w:lineRule="auto"/>
+        <w:widowControl/>
       </w:pPr>
       <w:r>
-        <w:rPr>
-          <w:rFonts w:ascii="Calibri" w:hAnsi="Calibri" w:cs="Calibri"/>
-          <w:i/>
-          <w:color w:val="666666"/>
-          <w:sz w:val="21"/>
-        </w:rPr>
-        <w:t>Период: 1969 год — ARPANET; 1970–1980-е годы — TCP/IP; 1990-е годы — коммерческий интернет | Ключевые фигуры: коллектив ARPA/DARPA; Винт Серф; Боб Кан; Тим Бернерс-Ли</w:t>
-      </w:r>
-    </w:p>
-    <w:p>
-      <w:pPr>
-        <w:spacing w:before="0" w:after="200" w:line="300" w:lineRule="auto"/>
-      </w:pPr>
-      <w:r>
-        <w:rPr>
-          <w:rFonts w:ascii="Calibri" w:hAnsi="Calibri" w:cs="Calibri"/>
-          <w:color w:val="0B2545"/>
-          <w:sz w:val="23"/>
-        </w:rPr>
-        <w:t>Интернет — это всемирная система связанных между собой компьютерных сетей. Данные передаются небольшими пакетами по общим техническим правилам, благодаря чему могут взаимодействовать самые разные компьютеры и службы.</w:t>
+        <w:t>Интернет — мировая сеть соединённых сетей. Он перемещает данные небольшими пакетами по общим техническим правилам, позволяя разным компьютерам и службам работать вместе.</w:t>
       </w:r>
     </w:p>
     <w:p>
       <w:pPr>
         <w:pStyle w:val="Heading1"/>
+        <w:widowControl/>
       </w:pPr>
       <w:r>
-        <w:t>Ключевые факты</w:t>
+        <w:t>Кратко о главном</w:t>
       </w:r>
     </w:p>
     <w:p>
       <w:pPr>
-        <w:keepLines/>
-        <w:spacing w:after="80" w:line="300" w:lineRule="auto"/>
-        <w:numPr>
-          <w:ilvl w:val="0"/>
-          <w:numId w:val="10"/>
-        </w:numPr>
+        <w:pStyle w:val="ListBullet"/>
+        <w:widowControl/>
       </w:pPr>
       <w:r>
-        <w:t>Идеи пакетной коммутации развивали Пол Бэран, Дональд Дэвис и другие исследователи.</w:t>
+        <w:t>Коммутацию пакетов развивали Пол Бэран, Дональд Дэвис и другие.</w:t>
       </w:r>
     </w:p>
     <w:p>
       <w:pPr>
-        <w:keepLines/>
-        <w:spacing w:after="80" w:line="300" w:lineRule="auto"/>
-        <w:numPr>
-          <w:ilvl w:val="0"/>
-          <w:numId w:val="10"/>
-        </w:numPr>
+        <w:pStyle w:val="ListBullet"/>
+        <w:widowControl/>
       </w:pPr>
       <w:r>
-        <w:t>Первое сообщение по сети ARPANET было отправлено в 1969 году.</w:t>
+        <w:t>ARPANET передала первое сообщение в 1969 году.</w:t>
       </w:r>
     </w:p>
     <w:p>
       <w:pPr>
-        <w:keepLines/>
-        <w:spacing w:after="80" w:line="300" w:lineRule="auto"/>
-        <w:numPr>
-          <w:ilvl w:val="0"/>
-          <w:numId w:val="10"/>
-        </w:numPr>
+        <w:pStyle w:val="ListBullet"/>
+        <w:widowControl/>
       </w:pPr>
       <w:r>
-        <w:t>В 1970-е годы Винт Серф и Боб Кан разработали семейство протоколов TCP/IP.</w:t>
+        <w:t>Серф и Кан разработали TCP/IP в 1970-х.</w:t>
       </w:r>
     </w:p>
     <w:p>
       <w:pPr>
-        <w:keepLines/>
-        <w:spacing w:after="80" w:line="300" w:lineRule="auto"/>
-        <w:numPr>
-          <w:ilvl w:val="0"/>
-          <w:numId w:val="10"/>
-        </w:numPr>
+        <w:pStyle w:val="ListBullet"/>
+        <w:widowControl/>
       </w:pPr>
       <w:r>
-        <w:t>В 1990-е годы доступ к интернету стал общедоступным и коммерческим.</w:t>
+        <w:t>В 1990-х сеть стала общедоступной и коммерческой.</w:t>
       </w:r>
     </w:p>
     <w:p>
       <w:pPr>
-        <w:keepLines/>
-        <w:spacing w:after="80" w:line="300" w:lineRule="auto"/>
-        <w:numPr>
-          <w:ilvl w:val="0"/>
-          <w:numId w:val="10"/>
-        </w:numPr>
+        <w:pStyle w:val="ListBullet"/>
+        <w:widowControl/>
       </w:pPr>
       <w:r>
-        <w:t>Интернет в целом не принадлежит ни одной компании.</w:t>
+        <w:t>Ни одна компания не владеет всем интернетом.</w:t>
       </w:r>
     </w:p>
     <w:p>
       <w:pPr>
         <w:pStyle w:val="Heading1"/>
+        <w:widowControl/>
       </w:pPr>
       <w:r>
         <w:t>Что это такое</w:t>
@@ -141,143 +108,101 @@
     </w:p>
     <w:p>
       <w:pPr>
-        <w:keepLines w:val="0"/>
+        <w:widowControl/>
       </w:pPr>
       <w:r>
-        <w:t>Интернет объединяет множество компьютерных сетей с помощью общих правил — протоколов. Данные разбиваются на небольшие адресованные части, или пакеты. Маршрутизаторы направляют каждый пакет к месту назначения, где исходное сообщение собирается заново.</w:t>
-      </w:r>
-    </w:p>
-    <w:p>
-      <w:pPr>
-        <w:keepLines w:val="0"/>
-      </w:pPr>
-      <w:r>
-        <w:t>Это напоминает почту: отдельные конверты с частями одного сообщения могут идти к адресату разными путями.</w:t>
+        <w:t>Компьютерные сети объединяются общими правилами — протоколами. Данные идут пакетами, небольшими частями с адресами. Маршрутизаторы передают их к месту назначения, где сообщение собирается. Это похоже на почту: конверты одного сообщения могут пройти разными путями.</w:t>
       </w:r>
     </w:p>
     <w:p>
       <w:pPr>
         <w:pStyle w:val="Heading1"/>
+        <w:widowControl/>
       </w:pPr>
       <w:r>
-        <w:t>Кто это открыл или изобрёл</w:t>
+        <w:t>Кто открыл или изобрёл</w:t>
       </w:r>
     </w:p>
     <w:p>
       <w:pPr>
-        <w:keepLines w:val="0"/>
+        <w:widowControl/>
       </w:pPr>
       <w:r>
-        <w:t>Американец Пол Бэран и британец Дональд Дэвис независимо друг от друга разработали важнейшие принципы пакетной коммутации. Исследовательское агентство ARPA при Министерстве обороны США профинансировало ARPANET — сеть, которая в 1969 году связала четыре научных центра.</w:t>
-      </w:r>
-    </w:p>
-    <w:p>
-      <w:pPr>
-        <w:keepLines w:val="0"/>
-      </w:pPr>
-      <w:r>
-        <w:t>Винт Серф и Боб Кан создали TCP/IP — основное семейство протоколов, позволяющее соединять отдельные сети. Затем систему строили и расширяли тысячи инженеров и организаций, поэтому у интернета нет единственного изобретателя.</w:t>
+        <w:t>Бэран в США и Дэвис в Британии независимо развивали ключевые идеи пакетов. Американское Агентство перспективных исследовательских проектов, ARPA, позднее DARPA, финансировало ARPANET — свою исследовательскую сеть, связавшую четыре узла в 1969 году. Серф и Кан создали TCP/IP: протокол управления передачей и межсетевой протокол, объединяющие отдельные сети. Систему строили и расширяли тысячи инженеров и организаций.</w:t>
       </w:r>
     </w:p>
     <w:p>
       <w:pPr>
         <w:pStyle w:val="Heading1"/>
+        <w:widowControl/>
       </w:pPr>
       <w:r>
-        <w:t>Когда и как это появилось</w:t>
+        <w:t>Когда и как появилось</w:t>
       </w:r>
     </w:p>
     <w:p>
       <w:pPr>
-        <w:keepLines w:val="0"/>
+        <w:widowControl/>
       </w:pPr>
       <w:r>
-        <w:t>Исследователям требовалось совместно пользоваться дорогими компьютерами и сохранять связь даже при отказе отдельных участков сети. В 1970-е годы ARPANET постепенно росла, а 1 января 1983 года перешла на TCP/IP.</w:t>
-      </w:r>
-    </w:p>
-    <w:p>
-      <w:pPr>
-        <w:keepLines w:val="0"/>
-      </w:pPr>
-      <w:r>
-        <w:t>В 1980-е расширялись академические сети. В следующем десятилетии, вместе с распространением персональных компьютеров и Всемирной паутины, интернет стал доступен коммерческим организациям и широкой публике.</w:t>
+        <w:t>Исследователи хотели совместно использовать дорогие компьютеры и сохранять связь при выходе отдельных участков из строя. ARPANET росла в 1970-х, 1 января 1983 года перешла на TCP/IP. В 1980-х расширялись академические сети, в 1990-х — коммерческий доступ вместе с персональными компьютерами и Всемирной паутиной.</w:t>
       </w:r>
     </w:p>
     <w:p>
       <w:pPr>
         <w:pStyle w:val="Heading1"/>
+        <w:widowControl/>
       </w:pPr>
       <w:r>
-        <w:t>Научное значение</w:t>
+        <w:t>Значение для науки</w:t>
       </w:r>
     </w:p>
     <w:p>
       <w:pPr>
-        <w:keepLines w:val="0"/>
+        <w:widowControl/>
       </w:pPr>
       <w:r>
-        <w:t>Интернет доказал, что децентрализованная сеть способна вырасти до мирового масштаба. Его устройство изначально учитывает возможность отказа линий и компьютеров: в таком случае пакеты часто можно направить другим маршрутом.</w:t>
-      </w:r>
-    </w:p>
-    <w:p>
-      <w:pPr>
-        <w:keepLines w:val="0"/>
-      </w:pPr>
-      <w:r>
-        <w:t>Эти принципы дали толчок теории сетей и кибербезопасности. Открытые стандарты позволили оборудованию разных производителей беспрепятственно обмениваться данными.</w:t>
+        <w:t>Интернет показал рост децентрализованной сети до мирового масштаба. Конструкция учитывает отказ линий и машин, поэтому пакет нередко может выбрать другой путь. Развивались наука о сетях и кибербезопасность. Открытые стандарты позволяли оборудованию разных производителей общаться.</w:t>
       </w:r>
     </w:p>
     <w:p>
       <w:pPr>
         <w:pStyle w:val="Heading1"/>
+        <w:widowControl/>
       </w:pPr>
       <w:r>
-        <w:t>Влияние на последующее развитие</w:t>
+        <w:t>Влияние на дальнейшее развитие</w:t>
       </w:r>
     </w:p>
     <w:p>
       <w:pPr>
-        <w:keepLines w:val="0"/>
+        <w:widowControl/>
       </w:pPr>
       <w:r>
-        <w:t>Электронная почта, передача файлов, Всемирная паутина, потоковое видео, сетевые игры и облачные сервисы работают поверх интернета. Система доменных имён сопоставляет понятные человеку названия с числовыми адресами, а шифрование защищает многие соединения.</w:t>
-      </w:r>
-    </w:p>
-    <w:p>
-      <w:pPr>
-        <w:keepLines w:val="0"/>
-      </w:pPr>
-      <w:r>
-        <w:t>Сегодня мобильные и спутниковые сети служат дополнительными путями доступа к той же глобальной инфраструктуре.</w:t>
+        <w:t>По интернету работают почта, передача файлов, веб, потоковое вещание, игры и облачные службы. Система доменных имён связывает понятные названия с числовыми адресами. Шифрование защищает многие соединения. Мобильные и спутниковые сети дают новые пути к той же глобальной инфраструктуре.</w:t>
       </w:r>
     </w:p>
     <w:p>
       <w:pPr>
         <w:pStyle w:val="Heading1"/>
+        <w:widowControl/>
       </w:pPr>
       <w:r>
-        <w:t>Как это изменило жизнь людей</w:t>
+        <w:t>Как изменило жизнь людей</w:t>
       </w:r>
     </w:p>
     <w:p>
       <w:pPr>
-        <w:keepLines w:val="0"/>
+        <w:widowControl/>
       </w:pPr>
       <w:r>
-        <w:t>Люди получили возможность почти мгновенно публиковать материалы, учиться, торговать и объединяться независимо от государственных границ. В сеть перешли бизнес и государственные услуги.</w:t>
-      </w:r>
-    </w:p>
-    <w:p>
-      <w:pPr>
-        <w:keepLines w:val="0"/>
-      </w:pPr>
-      <w:r>
-        <w:t>Но та же инфраструктура распространяет мошенничество, травлю и ложные сведения, а цифровое неравенство оставляет часть сообществ без полноценного доступа. Интернет — это общая инфраструктура, а не отдельная компания или сайт.</w:t>
+        <w:t>Люди почти мгновенно публикуют, учатся, торгуют и объединяются через границы. Бизнес и государственные услуги перешли онлайн. Но сеть несёт также мошенничество, травлю и ложь, а неравный доступ ограничивает возможности целых сообществ. Интернет — общая инфраструктура, не отдельная компания или сайт.</w:t>
       </w:r>
     </w:p>
     <w:p>
       <w:pPr>
         <w:pStyle w:val="Heading1"/>
+        <w:widowControl/>
       </w:pPr>
       <w:r>
         <w:t>Источники и литература</w:t>
@@ -286,99 +211,103 @@
     <w:p>
       <w:pPr>
         <w:pStyle w:val="Heading2"/>
+        <w:widowControl/>
       </w:pPr>
       <w:r>
-        <w:t>C. Материалы научных учреждений и энциклопедий</w:t>
+        <w:rPr>
+          <w:sz w:val="20"/>
+        </w:rPr>
+        <w:t>Материалы организаций и энциклопедии</w:t>
       </w:r>
     </w:p>
     <w:p>
       <w:pPr>
-        <w:keepLines/>
-        <w:spacing w:after="80" w:line="300" w:lineRule="auto"/>
-        <w:numPr>
-          <w:ilvl w:val="0"/>
-          <w:numId w:val="11"/>
-        </w:numPr>
+        <w:widowControl/>
       </w:pPr>
       <w:r>
-        <w:t xml:space="preserve">Internet Society. «A Brief History of the Internet». </w:t>
+        <w:rPr>
+          <w:sz w:val="20"/>
+        </w:rPr>
+        <w:t xml:space="preserve">1. Internet Society. 'A Brief History of the Internet.' </w:t>
       </w:r>
+      <w:hyperlink r:id="rId9">
+        <w:r>
+          <w:rPr>
+            <w:sz w:val="20"/>
+          </w:rPr>
+          <w:t>https://www.internetsociety.org/internet/history-internet/brief-history-internet/</w:t>
+        </w:r>
+      </w:hyperlink>
       <w:r>
-        <w:t xml:space="preserve"> </w:t>
+        <w:rPr>
+          <w:sz w:val="20"/>
+        </w:rPr>
+      </w:r>
+    </w:p>
+    <w:p>
+      <w:pPr>
+        <w:widowControl/>
+      </w:pPr>
+      <w:r>
+        <w:rPr>
+          <w:sz w:val="20"/>
+        </w:rPr>
+        <w:t xml:space="preserve">2. Encyclopaedia Britannica. 'Internet.' </w:t>
+      </w:r>
+      <w:hyperlink r:id="rId10">
+        <w:r>
+          <w:rPr>
+            <w:sz w:val="20"/>
+          </w:rPr>
+          <w:t>https://www.britannica.com/technology/Internet</w:t>
+        </w:r>
+      </w:hyperlink>
+      <w:r>
+        <w:rPr>
+          <w:sz w:val="20"/>
+        </w:rPr>
+      </w:r>
+    </w:p>
+    <w:p>
+      <w:pPr>
+        <w:pStyle w:val="Heading2"/>
+        <w:widowControl/>
+      </w:pPr>
+      <w:r>
+        <w:rPr>
+          <w:sz w:val="20"/>
+        </w:rPr>
+        <w:t>Материалы музеев и архивов</w:t>
+      </w:r>
+    </w:p>
+    <w:p>
+      <w:pPr>
+        <w:widowControl/>
+      </w:pPr>
+      <w:r>
+        <w:rPr>
+          <w:sz w:val="20"/>
+        </w:rPr>
+        <w:t xml:space="preserve">1. Computer History Museum. 'Internet History Program.' </w:t>
       </w:r>
       <w:hyperlink r:id="rId11">
         <w:r>
           <w:rPr>
-            <w:color w:val="0563C1"/>
-            <w:u w:val="single"/>
-          </w:rPr>
-          <w:t>https://www.internetsociety.org/internet/history-internet/brief-history-internet/</w:t>
-        </w:r>
-      </w:hyperlink>
-    </w:p>
-    <w:p>
-      <w:pPr>
-        <w:keepLines/>
-        <w:spacing w:after="80" w:line="300" w:lineRule="auto"/>
-        <w:numPr>
-          <w:ilvl w:val="0"/>
-          <w:numId w:val="11"/>
-        </w:numPr>
-      </w:pPr>
-      <w:r>
-        <w:t xml:space="preserve">Encyclopaedia Britannica. «Internet». </w:t>
-      </w:r>
-      <w:r>
-        <w:t xml:space="preserve"> </w:t>
-      </w:r>
-      <w:hyperlink r:id="rId12">
-        <w:r>
-          <w:rPr>
-            <w:color w:val="0563C1"/>
-            <w:u w:val="single"/>
-          </w:rPr>
-          <w:t>https://www.britannica.com/technology/Internet</w:t>
-        </w:r>
-      </w:hyperlink>
-    </w:p>
-    <w:p>
-      <w:pPr>
-        <w:pStyle w:val="Heading2"/>
-      </w:pPr>
-      <w:r>
-        <w:t>D. Музейные и архивные материалы</w:t>
-      </w:r>
-    </w:p>
-    <w:p>
-      <w:pPr>
-        <w:keepLines/>
-        <w:spacing w:after="80" w:line="300" w:lineRule="auto"/>
-        <w:numPr>
-          <w:ilvl w:val="0"/>
-          <w:numId w:val="12"/>
-        </w:numPr>
-      </w:pPr>
-      <w:r>
-        <w:t xml:space="preserve">Музей истории компьютеров. «Internet History Program». </w:t>
-      </w:r>
-      <w:r>
-        <w:t xml:space="preserve"> </w:t>
-      </w:r>
-      <w:hyperlink r:id="rId13">
-        <w:r>
-          <w:rPr>
-            <w:color w:val="0563C1"/>
-            <w:u w:val="single"/>
+            <w:sz w:val="20"/>
           </w:rPr>
           <w:t>https://www.computerhistory.org/internethistory/</w:t>
         </w:r>
       </w:hyperlink>
+      <w:r>
+        <w:rPr>
+          <w:sz w:val="20"/>
+        </w:rPr>
+      </w:r>
     </w:p>
     <w:sectPr>
-      <w:headerReference w:type="default" r:id="rId9"/>
-      <w:footerReference w:type="default" r:id="rId10"/>
-      <w:pgSz w:w="12240" w:h="15840"/>
-      <w:pgMar w:top="1440" w:right="1440" w:bottom="1440" w:left="1440" w:header="708" w:footer="708" w:gutter="0"/>
+      <w:footerReference w:type="default" r:id="rId12"/>
+      <w:pgSz w:w="11906" w:h="16838"/>
+      <w:pgMar w:top="1020" w:right="1134" w:bottom="1020" w:left="1134" w:header="720" w:footer="720" w:gutter="0"/>
       <w:cols w:space="720"/>
       <w:docGrid w:linePitch="360"/>
     </w:sectPr>
@@ -391,60 +320,11 @@
   <w:p>
     <w:pPr>
       <w:pStyle w:val="Footer"/>
-      <w:spacing w:before="0" w:after="0"/>
       <w:jc w:val="right"/>
     </w:pPr>
-    <w:r>
-      <w:rPr>
-        <w:rFonts w:ascii="Calibri" w:hAnsi="Calibri" w:cs="Calibri"/>
-        <w:color w:val="666666"/>
-        <w:sz w:val="18"/>
-      </w:rPr>
-      <w:t xml:space="preserve">Страница </w:t>
-    </w:r>
-    <w:r>
-      <w:rPr>
-        <w:rFonts w:ascii="Calibri" w:hAnsi="Calibri" w:cs="Calibri"/>
-        <w:color w:val="666666"/>
-        <w:sz w:val="18"/>
-      </w:rPr>
-      <w:fldChar w:fldCharType="begin"/>
-      <w:instrText xml:space="preserve"> PAGE </w:instrText>
-      <w:fldChar w:fldCharType="separate"/>
-      <w:t>1</w:t>
-      <w:fldChar w:fldCharType="end"/>
-    </w:r>
+    <w:fldSimple w:instr="PAGE"/>
   </w:p>
 </w:ftr>
-</file>
-
-<file path=word/header1.xml><?xml version="1.0" encoding="utf-8"?>
-<w:hdr xmlns:m="http://schemas.openxmlformats.org/officeDocument/2006/math" xmlns:mc="http://schemas.openxmlformats.org/markup-compatibility/2006" xmlns:mo="http://schemas.microsoft.com/office/mac/office/2008/main" xmlns:mv="urn:schemas-microsoft-com:mac:vml" xmlns:o="urn:schemas-microsoft-com:office:office" xmlns:r="http://schemas.openxmlformats.org/officeDocument/2006/relationships" xmlns:v="urn:schemas-microsoft-com:vml" xmlns:w10="urn:schemas-microsoft-com:office:word" xmlns:w14="http://schemas.microsoft.com/office/word/2010/wordml" xmlns:w="http://schemas.openxmlformats.org/wordprocessingml/2006/main" xmlns:wne="http://schemas.microsoft.com/office/word/2006/wordml" xmlns:wp14="http://schemas.microsoft.com/office/word/2010/wordprocessingDrawing" xmlns:wp="http://schemas.openxmlformats.org/drawingml/2006/wordprocessingDrawing" xmlns:wpc="http://schemas.microsoft.com/office/word/2010/wordprocessingCanvas" xmlns:wpg="http://schemas.microsoft.com/office/word/2010/wordprocessingGroup" xmlns:wpi="http://schemas.microsoft.com/office/word/2010/wordprocessingInk" xmlns:wps="http://schemas.microsoft.com/office/word/2010/wordprocessingShape" mc:Ignorable="w14 wp14">
-  <w:p>
-    <w:pPr>
-      <w:pStyle w:val="Header"/>
-      <w:spacing w:after="0"/>
-      <w:jc w:val="left"/>
-    </w:pPr>
-    <w:r>
-      <w:rPr>
-        <w:rFonts w:ascii="Calibri" w:hAnsi="Calibri" w:cs="Calibri"/>
-        <w:b/>
-        <w:color w:val="666666"/>
-        <w:sz w:val="18"/>
-      </w:rPr>
-      <w:t>Открытия и изобретения</w:t>
-    </w:r>
-    <w:r>
-      <w:rPr>
-        <w:rFonts w:ascii="Calibri" w:hAnsi="Calibri" w:cs="Calibri"/>
-        <w:color w:val="666666"/>
-        <w:sz w:val="18"/>
-      </w:rPr>
-      <w:t xml:space="preserve">    |    6. Цифровые технологии, космос и связь</w:t>
-    </w:r>
-  </w:p>
-</w:hdr>
 </file>
 
 <file path=word/numbering.xml><?xml version="1.0" encoding="utf-8"?>
@@ -647,60 +527,6 @@
   <w:num w:numId="9">
     <w:abstractNumId w:val="0"/>
   </w:num>
-  <w:abstractNum w:abstractNumId="9">
-    <w:multiLevelType w:val="singleLevel"/>
-    <w:lvl w:ilvl="0">
-      <w:start w:val="1"/>
-      <w:numFmt w:val="bullet"/>
-      <w:lvlText w:val="•"/>
-      <w:lvlJc w:val="left"/>
-      <w:pPr>
-        <w:tabs>
-          <w:tab w:val="num" w:pos="540"/>
-        </w:tabs>
-        <w:ind w:left="540" w:hanging="270"/>
-      </w:pPr>
-    </w:lvl>
-  </w:abstractNum>
-  <w:num w:numId="10">
-    <w:abstractNumId w:val="9"/>
-  </w:num>
-  <w:abstractNum w:abstractNumId="10">
-    <w:multiLevelType w:val="singleLevel"/>
-    <w:lvl w:ilvl="0">
-      <w:start w:val="1"/>
-      <w:numFmt w:val="decimal"/>
-      <w:lvlText w:val="%1."/>
-      <w:lvlJc w:val="left"/>
-      <w:pPr>
-        <w:tabs>
-          <w:tab w:val="num" w:pos="540"/>
-        </w:tabs>
-        <w:ind w:left="540" w:hanging="270"/>
-      </w:pPr>
-    </w:lvl>
-  </w:abstractNum>
-  <w:num w:numId="11">
-    <w:abstractNumId w:val="10"/>
-  </w:num>
-  <w:abstractNum w:abstractNumId="11">
-    <w:multiLevelType w:val="singleLevel"/>
-    <w:lvl w:ilvl="0">
-      <w:start w:val="1"/>
-      <w:numFmt w:val="decimal"/>
-      <w:lvlText w:val="%1."/>
-      <w:lvlJc w:val="left"/>
-      <w:pPr>
-        <w:tabs>
-          <w:tab w:val="num" w:pos="540"/>
-        </w:tabs>
-        <w:ind w:left="540" w:hanging="270"/>
-      </w:pPr>
-    </w:lvl>
-  </w:abstractNum>
-  <w:num w:numId="12">
-    <w:abstractNumId w:val="11"/>
-  </w:num>
 </w:numbering>
 </file>
 
@@ -709,7 +535,7 @@
   <w:docDefaults>
     <w:rPrDefault>
       <w:rPr>
-        <w:rFonts w:asciiTheme="minorHAnsi" w:eastAsiaTheme="minorEastAsia" w:hAnsiTheme="minorHAnsi" w:cstheme="minorBidi"/>
+        <w:rFonts/>
         <w:sz w:val="22"/>
         <w:szCs w:val="22"/>
         <w:lang w:val="en-US" w:eastAsia="en-US" w:bidi="ar-SA"/>
@@ -865,12 +691,13 @@
     <w:qFormat/>
     <w:rsid w:val="00FC693F"/>
     <w:pPr>
-      <w:widowControl/>
-      <w:spacing w:before="0" w:after="120" w:line="300" w:lineRule="auto"/>
+      <w:spacing w:after="120" w:line="259" w:lineRule="auto"/>
     </w:pPr>
     <w:rPr>
-      <w:rFonts w:ascii="Calibri" w:hAnsi="Calibri" w:cs="Calibri"/>
-      <w:sz w:val="22"/>
+      <w:rFonts w:ascii="Times New Roman" w:hAnsi="Times New Roman"/>
+      <w:color w:val="000000"/>
+      <w:sz w:val="24"/>
+      <w:lang w:val="ru-RU"/>
     </w:rPr>
   </w:style>
   <w:style w:type="paragraph" w:styleId="Header">
@@ -928,16 +755,17 @@
     <w:pPr>
       <w:keepNext/>
       <w:keepLines/>
-      <w:spacing w:before="360" w:after="200"/>
+      <w:spacing w:before="480" w:after="120" w:line="259" w:lineRule="auto"/>
       <w:outlineLvl w:val="0"/>
     </w:pPr>
     <w:rPr>
-      <w:rFonts w:asciiTheme="majorHAnsi" w:eastAsiaTheme="majorEastAsia" w:hAnsiTheme="majorHAnsi" w:cstheme="majorBidi" w:ascii="Calibri" w:hAnsi="Calibri" w:cs="Calibri"/>
+      <w:rFonts w:ascii="Times New Roman" w:hAnsi="Times New Roman"/>
       <w:b/>
       <w:bCs/>
-      <w:color w:val="2E74B5"/>
-      <w:sz w:val="32"/>
+      <w:color w:val="000000"/>
+      <w:sz w:val="26"/>
       <w:szCs w:val="28"/>
+      <w:lang w:val="ru-RU"/>
     </w:rPr>
   </w:style>
   <w:style w:type="paragraph" w:styleId="Heading2">
@@ -952,16 +780,17 @@
     <w:pPr>
       <w:keepNext/>
       <w:keepLines/>
-      <w:spacing w:before="280" w:after="140"/>
+      <w:spacing w:before="200" w:after="120" w:line="259" w:lineRule="auto"/>
       <w:outlineLvl w:val="1"/>
     </w:pPr>
     <w:rPr>
-      <w:rFonts w:asciiTheme="majorHAnsi" w:eastAsiaTheme="majorEastAsia" w:hAnsiTheme="majorHAnsi" w:cstheme="majorBidi" w:ascii="Calibri" w:hAnsi="Calibri" w:cs="Calibri"/>
+      <w:rFonts w:ascii="Times New Roman" w:hAnsi="Times New Roman"/>
       <w:b/>
       <w:bCs/>
-      <w:color w:val="2E74B5"/>
+      <w:color w:val="000000"/>
       <w:sz w:val="26"/>
       <w:szCs w:val="26"/>
+      <w:lang w:val="ru-RU"/>
     </w:rPr>
   </w:style>
   <w:style w:type="paragraph" w:styleId="Heading3">
@@ -976,15 +805,14 @@
     <w:pPr>
       <w:keepNext/>
       <w:keepLines/>
-      <w:spacing w:before="200" w:after="100"/>
+      <w:spacing w:before="200" w:after="0"/>
       <w:outlineLvl w:val="2"/>
     </w:pPr>
     <w:rPr>
-      <w:rFonts w:asciiTheme="majorHAnsi" w:eastAsiaTheme="majorEastAsia" w:hAnsiTheme="majorHAnsi" w:cstheme="majorBidi" w:ascii="Calibri" w:hAnsi="Calibri" w:cs="Calibri"/>
+      <w:rFonts/>
       <w:b/>
       <w:bCs/>
-      <w:color w:val="1F4D78"/>
-      <w:sz w:val="24"/>
+      <w:color w:val="4F81BD" w:themeColor="accent1"/>
     </w:rPr>
   </w:style>
   <w:style w:type="paragraph" w:styleId="Heading4">
@@ -1004,7 +832,7 @@
       <w:outlineLvl w:val="3"/>
     </w:pPr>
     <w:rPr>
-      <w:rFonts w:asciiTheme="majorHAnsi" w:eastAsiaTheme="majorEastAsia" w:hAnsiTheme="majorHAnsi" w:cstheme="majorBidi"/>
+      <w:rFonts/>
       <w:b/>
       <w:bCs/>
       <w:i/>
@@ -1029,7 +857,7 @@
       <w:outlineLvl w:val="4"/>
     </w:pPr>
     <w:rPr>
-      <w:rFonts w:asciiTheme="majorHAnsi" w:eastAsiaTheme="majorEastAsia" w:hAnsiTheme="majorHAnsi" w:cstheme="majorBidi"/>
+      <w:rFonts/>
       <w:color w:val="243F60" w:themeColor="accent1" w:themeShade="7F"/>
     </w:rPr>
   </w:style>
@@ -1050,7 +878,7 @@
       <w:outlineLvl w:val="5"/>
     </w:pPr>
     <w:rPr>
-      <w:rFonts w:asciiTheme="majorHAnsi" w:eastAsiaTheme="majorEastAsia" w:hAnsiTheme="majorHAnsi" w:cstheme="majorBidi"/>
+      <w:rFonts/>
       <w:i/>
       <w:iCs/>
       <w:color w:val="243F60" w:themeColor="accent1" w:themeShade="7F"/>
@@ -1073,7 +901,7 @@
       <w:outlineLvl w:val="6"/>
     </w:pPr>
     <w:rPr>
-      <w:rFonts w:asciiTheme="majorHAnsi" w:eastAsiaTheme="majorEastAsia" w:hAnsiTheme="majorHAnsi" w:cstheme="majorBidi"/>
+      <w:rFonts/>
       <w:i/>
       <w:iCs/>
       <w:color w:val="404040" w:themeColor="text1" w:themeTint="BF"/>
@@ -1096,7 +924,7 @@
       <w:outlineLvl w:val="7"/>
     </w:pPr>
     <w:rPr>
-      <w:rFonts w:asciiTheme="majorHAnsi" w:eastAsiaTheme="majorEastAsia" w:hAnsiTheme="majorHAnsi" w:cstheme="majorBidi"/>
+      <w:rFonts/>
       <w:color w:val="4F81BD" w:themeColor="accent1"/>
       <w:sz w:val="20"/>
       <w:szCs w:val="20"/>
@@ -1119,7 +947,7 @@
       <w:outlineLvl w:val="8"/>
     </w:pPr>
     <w:rPr>
-      <w:rFonts w:asciiTheme="majorHAnsi" w:eastAsiaTheme="majorEastAsia" w:hAnsiTheme="majorHAnsi" w:cstheme="majorBidi"/>
+      <w:rFonts/>
       <w:i/>
       <w:iCs/>
       <w:color w:val="404040" w:themeColor="text1" w:themeTint="BF"/>
@@ -1170,7 +998,7 @@
     <w:uiPriority w:val="9"/>
     <w:rsid w:val="00FC693F"/>
     <w:rPr>
-      <w:rFonts w:asciiTheme="majorHAnsi" w:eastAsiaTheme="majorEastAsia" w:hAnsiTheme="majorHAnsi" w:cstheme="majorBidi"/>
+      <w:rFonts/>
       <w:b/>
       <w:bCs/>
       <w:color w:val="365F91" w:themeColor="accent1" w:themeShade="BF"/>
@@ -1185,7 +1013,7 @@
     <w:uiPriority w:val="9"/>
     <w:rsid w:val="00FC693F"/>
     <w:rPr>
-      <w:rFonts w:asciiTheme="majorHAnsi" w:eastAsiaTheme="majorEastAsia" w:hAnsiTheme="majorHAnsi" w:cstheme="majorBidi"/>
+      <w:rFonts/>
       <w:b/>
       <w:bCs/>
       <w:color w:val="4F81BD" w:themeColor="accent1"/>
@@ -1200,7 +1028,7 @@
     <w:uiPriority w:val="9"/>
     <w:rsid w:val="00FC693F"/>
     <w:rPr>
-      <w:rFonts w:asciiTheme="majorHAnsi" w:eastAsiaTheme="majorEastAsia" w:hAnsiTheme="majorHAnsi" w:cstheme="majorBidi"/>
+      <w:rFonts/>
       <w:b/>
       <w:bCs/>
       <w:color w:val="4F81BD" w:themeColor="accent1"/>
@@ -1215,19 +1043,17 @@
     <w:qFormat/>
     <w:rsid w:val="00FC693F"/>
     <w:pPr>
-      <w:pBdr>
-        <w:bottom w:val="single" w:sz="8" w:space="4" w:color="4F81BD" w:themeColor="accent1"/>
-      </w:pBdr>
-      <w:spacing w:after="300" w:line="240" w:lineRule="auto"/>
+      <w:spacing w:after="120" w:line="259" w:lineRule="auto"/>
       <w:contextualSpacing/>
     </w:pPr>
     <w:rPr>
-      <w:rFonts w:asciiTheme="majorHAnsi" w:eastAsiaTheme="majorEastAsia" w:hAnsiTheme="majorHAnsi" w:cstheme="majorBidi"/>
-      <w:color w:val="17365D" w:themeColor="text2" w:themeShade="BF"/>
+      <w:rFonts w:ascii="Times New Roman" w:hAnsi="Times New Roman"/>
+      <w:color w:val="000000"/>
       <w:spacing w:val="5"/>
       <w:kern w:val="28"/>
-      <w:sz w:val="52"/>
+      <w:sz w:val="40"/>
       <w:szCs w:val="52"/>
+      <w:lang w:val="ru-RU"/>
     </w:rPr>
   </w:style>
   <w:style w:type="character" w:customStyle="1" w:styleId="TitleChar">
@@ -1237,7 +1063,7 @@
     <w:uiPriority w:val="10"/>
     <w:rsid w:val="00FC693F"/>
     <w:rPr>
-      <w:rFonts w:asciiTheme="majorHAnsi" w:eastAsiaTheme="majorEastAsia" w:hAnsiTheme="majorHAnsi" w:cstheme="majorBidi"/>
+      <w:rFonts/>
       <w:color w:val="17365D" w:themeColor="text2" w:themeShade="BF"/>
       <w:spacing w:val="5"/>
       <w:kern w:val="28"/>
@@ -1259,7 +1085,7 @@
       </w:numPr>
     </w:pPr>
     <w:rPr>
-      <w:rFonts w:asciiTheme="majorHAnsi" w:eastAsiaTheme="majorEastAsia" w:hAnsiTheme="majorHAnsi" w:cstheme="majorBidi"/>
+      <w:rFonts/>
       <w:i/>
       <w:iCs/>
       <w:color w:val="4F81BD" w:themeColor="accent1"/>
@@ -1275,7 +1101,7 @@
     <w:uiPriority w:val="11"/>
     <w:rsid w:val="00FC693F"/>
     <w:rPr>
-      <w:rFonts w:asciiTheme="majorHAnsi" w:eastAsiaTheme="majorEastAsia" w:hAnsiTheme="majorHAnsi" w:cstheme="majorBidi"/>
+      <w:rFonts/>
       <w:i/>
       <w:iCs/>
       <w:color w:val="4F81BD" w:themeColor="accent1"/>
@@ -1400,8 +1226,15 @@
       <w:numPr>
         <w:numId w:val="1"/>
       </w:numPr>
+      <w:spacing w:after="120" w:line="259" w:lineRule="auto"/>
       <w:contextualSpacing/>
     </w:pPr>
+    <w:rPr>
+      <w:rFonts w:ascii="Times New Roman" w:hAnsi="Times New Roman"/>
+      <w:color w:val="000000"/>
+      <w:sz w:val="24"/>
+      <w:lang w:val="ru-RU"/>
+    </w:rPr>
   </w:style>
   <w:style w:type="paragraph" w:styleId="ListBullet2">
     <w:name w:val="List Bullet 2"/>
@@ -1573,7 +1406,7 @@
     <w:semiHidden/>
     <w:rsid w:val="00FC693F"/>
     <w:rPr>
-      <w:rFonts w:asciiTheme="majorHAnsi" w:eastAsiaTheme="majorEastAsia" w:hAnsiTheme="majorHAnsi" w:cstheme="majorBidi"/>
+      <w:rFonts/>
       <w:b/>
       <w:bCs/>
       <w:i/>
@@ -1589,7 +1422,7 @@
     <w:semiHidden/>
     <w:rsid w:val="00FC693F"/>
     <w:rPr>
-      <w:rFonts w:asciiTheme="majorHAnsi" w:eastAsiaTheme="majorEastAsia" w:hAnsiTheme="majorHAnsi" w:cstheme="majorBidi"/>
+      <w:rFonts/>
       <w:color w:val="243F60" w:themeColor="accent1" w:themeShade="7F"/>
     </w:rPr>
   </w:style>
@@ -1601,7 +1434,7 @@
     <w:semiHidden/>
     <w:rsid w:val="00FC693F"/>
     <w:rPr>
-      <w:rFonts w:asciiTheme="majorHAnsi" w:eastAsiaTheme="majorEastAsia" w:hAnsiTheme="majorHAnsi" w:cstheme="majorBidi"/>
+      <w:rFonts/>
       <w:i/>
       <w:iCs/>
       <w:color w:val="243F60" w:themeColor="accent1" w:themeShade="7F"/>
@@ -1615,7 +1448,7 @@
     <w:semiHidden/>
     <w:rsid w:val="00FC693F"/>
     <w:rPr>
-      <w:rFonts w:asciiTheme="majorHAnsi" w:eastAsiaTheme="majorEastAsia" w:hAnsiTheme="majorHAnsi" w:cstheme="majorBidi"/>
+      <w:rFonts/>
       <w:i/>
       <w:iCs/>
       <w:color w:val="404040" w:themeColor="text1" w:themeTint="BF"/>
@@ -1629,7 +1462,7 @@
     <w:semiHidden/>
     <w:rsid w:val="00FC693F"/>
     <w:rPr>
-      <w:rFonts w:asciiTheme="majorHAnsi" w:eastAsiaTheme="majorEastAsia" w:hAnsiTheme="majorHAnsi" w:cstheme="majorBidi"/>
+      <w:rFonts/>
       <w:color w:val="4F81BD" w:themeColor="accent1"/>
       <w:sz w:val="20"/>
       <w:szCs w:val="20"/>
@@ -1643,7 +1476,7 @@
     <w:semiHidden/>
     <w:rsid w:val="00FC693F"/>
     <w:rPr>
-      <w:rFonts w:asciiTheme="majorHAnsi" w:eastAsiaTheme="majorEastAsia" w:hAnsiTheme="majorHAnsi" w:cstheme="majorBidi"/>
+      <w:rFonts/>
       <w:i/>
       <w:iCs/>
       <w:color w:val="404040" w:themeColor="text1" w:themeTint="BF"/>
@@ -1702,9 +1535,6 @@
     <w:qFormat/>
     <w:rsid w:val="00FC693F"/>
     <w:pPr>
-      <w:pBdr>
-        <w:bottom w:val="single" w:sz="4" w:space="4" w:color="4F81BD" w:themeColor="accent1"/>
-      </w:pBdr>
       <w:spacing w:before="200" w:after="280"/>
       <w:ind w:left="936" w:right="936"/>
     </w:pPr>
@@ -3232,7 +3062,7 @@
         <w:spacing w:before="0" w:after="0" w:line="240" w:lineRule="auto"/>
       </w:pPr>
       <w:rPr>
-        <w:rFonts w:asciiTheme="majorHAnsi" w:eastAsiaTheme="majorEastAsia" w:hAnsiTheme="majorHAnsi" w:cstheme="majorBidi"/>
+        <w:rFonts/>
         <w:b/>
         <w:bCs/>
       </w:rPr>
@@ -3253,7 +3083,7 @@
         <w:spacing w:before="0" w:after="0" w:line="240" w:lineRule="auto"/>
       </w:pPr>
       <w:rPr>
-        <w:rFonts w:asciiTheme="majorHAnsi" w:eastAsiaTheme="majorEastAsia" w:hAnsiTheme="majorHAnsi" w:cstheme="majorBidi"/>
+        <w:rFonts/>
         <w:b/>
         <w:bCs/>
       </w:rPr>
@@ -3271,14 +3101,14 @@
     </w:tblStylePr>
     <w:tblStylePr w:type="firstCol">
       <w:rPr>
-        <w:rFonts w:asciiTheme="majorHAnsi" w:eastAsiaTheme="majorEastAsia" w:hAnsiTheme="majorHAnsi" w:cstheme="majorBidi"/>
+        <w:rFonts/>
         <w:b/>
         <w:bCs/>
       </w:rPr>
     </w:tblStylePr>
     <w:tblStylePr w:type="lastCol">
       <w:rPr>
-        <w:rFonts w:asciiTheme="majorHAnsi" w:eastAsiaTheme="majorEastAsia" w:hAnsiTheme="majorHAnsi" w:cstheme="majorBidi"/>
+        <w:rFonts/>
         <w:b/>
         <w:bCs/>
       </w:rPr>
@@ -3362,7 +3192,7 @@
         <w:spacing w:before="0" w:after="0" w:line="240" w:lineRule="auto"/>
       </w:pPr>
       <w:rPr>
-        <w:rFonts w:asciiTheme="majorHAnsi" w:eastAsiaTheme="majorEastAsia" w:hAnsiTheme="majorHAnsi" w:cstheme="majorBidi"/>
+        <w:rFonts/>
         <w:b/>
         <w:bCs/>
       </w:rPr>
@@ -3383,7 +3213,7 @@
         <w:spacing w:before="0" w:after="0" w:line="240" w:lineRule="auto"/>
       </w:pPr>
       <w:rPr>
-        <w:rFonts w:asciiTheme="majorHAnsi" w:eastAsiaTheme="majorEastAsia" w:hAnsiTheme="majorHAnsi" w:cstheme="majorBidi"/>
+        <w:rFonts/>
         <w:b/>
         <w:bCs/>
       </w:rPr>
@@ -3401,14 +3231,14 @@
     </w:tblStylePr>
     <w:tblStylePr w:type="firstCol">
       <w:rPr>
-        <w:rFonts w:asciiTheme="majorHAnsi" w:eastAsiaTheme="majorEastAsia" w:hAnsiTheme="majorHAnsi" w:cstheme="majorBidi"/>
+        <w:rFonts/>
         <w:b/>
         <w:bCs/>
       </w:rPr>
     </w:tblStylePr>
     <w:tblStylePr w:type="lastCol">
       <w:rPr>
-        <w:rFonts w:asciiTheme="majorHAnsi" w:eastAsiaTheme="majorEastAsia" w:hAnsiTheme="majorHAnsi" w:cstheme="majorBidi"/>
+        <w:rFonts/>
         <w:b/>
         <w:bCs/>
       </w:rPr>
@@ -3492,7 +3322,7 @@
         <w:spacing w:before="0" w:after="0" w:line="240" w:lineRule="auto"/>
       </w:pPr>
       <w:rPr>
-        <w:rFonts w:asciiTheme="majorHAnsi" w:eastAsiaTheme="majorEastAsia" w:hAnsiTheme="majorHAnsi" w:cstheme="majorBidi"/>
+        <w:rFonts/>
         <w:b/>
         <w:bCs/>
       </w:rPr>
@@ -3513,7 +3343,7 @@
         <w:spacing w:before="0" w:after="0" w:line="240" w:lineRule="auto"/>
       </w:pPr>
       <w:rPr>
-        <w:rFonts w:asciiTheme="majorHAnsi" w:eastAsiaTheme="majorEastAsia" w:hAnsiTheme="majorHAnsi" w:cstheme="majorBidi"/>
+        <w:rFonts/>
         <w:b/>
         <w:bCs/>
       </w:rPr>
@@ -3531,14 +3361,14 @@
     </w:tblStylePr>
     <w:tblStylePr w:type="firstCol">
       <w:rPr>
-        <w:rFonts w:asciiTheme="majorHAnsi" w:eastAsiaTheme="majorEastAsia" w:hAnsiTheme="majorHAnsi" w:cstheme="majorBidi"/>
+        <w:rFonts/>
         <w:b/>
         <w:bCs/>
       </w:rPr>
     </w:tblStylePr>
     <w:tblStylePr w:type="lastCol">
       <w:rPr>
-        <w:rFonts w:asciiTheme="majorHAnsi" w:eastAsiaTheme="majorEastAsia" w:hAnsiTheme="majorHAnsi" w:cstheme="majorBidi"/>
+        <w:rFonts/>
         <w:b/>
         <w:bCs/>
       </w:rPr>
@@ -3622,7 +3452,7 @@
         <w:spacing w:before="0" w:after="0" w:line="240" w:lineRule="auto"/>
       </w:pPr>
       <w:rPr>
-        <w:rFonts w:asciiTheme="majorHAnsi" w:eastAsiaTheme="majorEastAsia" w:hAnsiTheme="majorHAnsi" w:cstheme="majorBidi"/>
+        <w:rFonts/>
         <w:b/>
         <w:bCs/>
       </w:rPr>
@@ -3643,7 +3473,7 @@
         <w:spacing w:before="0" w:after="0" w:line="240" w:lineRule="auto"/>
       </w:pPr>
       <w:rPr>
-        <w:rFonts w:asciiTheme="majorHAnsi" w:eastAsiaTheme="majorEastAsia" w:hAnsiTheme="majorHAnsi" w:cstheme="majorBidi"/>
+        <w:rFonts/>
         <w:b/>
         <w:bCs/>
       </w:rPr>
@@ -3661,14 +3491,14 @@
     </w:tblStylePr>
     <w:tblStylePr w:type="firstCol">
       <w:rPr>
-        <w:rFonts w:asciiTheme="majorHAnsi" w:eastAsiaTheme="majorEastAsia" w:hAnsiTheme="majorHAnsi" w:cstheme="majorBidi"/>
+        <w:rFonts/>
         <w:b/>
         <w:bCs/>
       </w:rPr>
     </w:tblStylePr>
     <w:tblStylePr w:type="lastCol">
       <w:rPr>
-        <w:rFonts w:asciiTheme="majorHAnsi" w:eastAsiaTheme="majorEastAsia" w:hAnsiTheme="majorHAnsi" w:cstheme="majorBidi"/>
+        <w:rFonts/>
         <w:b/>
         <w:bCs/>
       </w:rPr>
@@ -3752,7 +3582,7 @@
         <w:spacing w:before="0" w:after="0" w:line="240" w:lineRule="auto"/>
       </w:pPr>
       <w:rPr>
-        <w:rFonts w:asciiTheme="majorHAnsi" w:eastAsiaTheme="majorEastAsia" w:hAnsiTheme="majorHAnsi" w:cstheme="majorBidi"/>
+        <w:rFonts/>
         <w:b/>
         <w:bCs/>
       </w:rPr>
@@ -3773,7 +3603,7 @@
         <w:spacing w:before="0" w:after="0" w:line="240" w:lineRule="auto"/>
       </w:pPr>
       <w:rPr>
-        <w:rFonts w:asciiTheme="majorHAnsi" w:eastAsiaTheme="majorEastAsia" w:hAnsiTheme="majorHAnsi" w:cstheme="majorBidi"/>
+        <w:rFonts/>
         <w:b/>
         <w:bCs/>
       </w:rPr>
@@ -3791,14 +3621,14 @@
     </w:tblStylePr>
     <w:tblStylePr w:type="firstCol">
       <w:rPr>
-        <w:rFonts w:asciiTheme="majorHAnsi" w:eastAsiaTheme="majorEastAsia" w:hAnsiTheme="majorHAnsi" w:cstheme="majorBidi"/>
+        <w:rFonts/>
         <w:b/>
         <w:bCs/>
       </w:rPr>
     </w:tblStylePr>
     <w:tblStylePr w:type="lastCol">
       <w:rPr>
-        <w:rFonts w:asciiTheme="majorHAnsi" w:eastAsiaTheme="majorEastAsia" w:hAnsiTheme="majorHAnsi" w:cstheme="majorBidi"/>
+        <w:rFonts/>
         <w:b/>
         <w:bCs/>
       </w:rPr>
@@ -3882,7 +3712,7 @@
         <w:spacing w:before="0" w:after="0" w:line="240" w:lineRule="auto"/>
       </w:pPr>
       <w:rPr>
-        <w:rFonts w:asciiTheme="majorHAnsi" w:eastAsiaTheme="majorEastAsia" w:hAnsiTheme="majorHAnsi" w:cstheme="majorBidi"/>
+        <w:rFonts/>
         <w:b/>
         <w:bCs/>
       </w:rPr>
@@ -3903,7 +3733,7 @@
         <w:spacing w:before="0" w:after="0" w:line="240" w:lineRule="auto"/>
       </w:pPr>
       <w:rPr>
-        <w:rFonts w:asciiTheme="majorHAnsi" w:eastAsiaTheme="majorEastAsia" w:hAnsiTheme="majorHAnsi" w:cstheme="majorBidi"/>
+        <w:rFonts/>
         <w:b/>
         <w:bCs/>
       </w:rPr>
@@ -3921,14 +3751,14 @@
     </w:tblStylePr>
     <w:tblStylePr w:type="firstCol">
       <w:rPr>
-        <w:rFonts w:asciiTheme="majorHAnsi" w:eastAsiaTheme="majorEastAsia" w:hAnsiTheme="majorHAnsi" w:cstheme="majorBidi"/>
+        <w:rFonts/>
         <w:b/>
         <w:bCs/>
       </w:rPr>
     </w:tblStylePr>
     <w:tblStylePr w:type="lastCol">
       <w:rPr>
-        <w:rFonts w:asciiTheme="majorHAnsi" w:eastAsiaTheme="majorEastAsia" w:hAnsiTheme="majorHAnsi" w:cstheme="majorBidi"/>
+        <w:rFonts/>
         <w:b/>
         <w:bCs/>
       </w:rPr>
@@ -4012,7 +3842,7 @@
         <w:spacing w:before="0" w:after="0" w:line="240" w:lineRule="auto"/>
       </w:pPr>
       <w:rPr>
-        <w:rFonts w:asciiTheme="majorHAnsi" w:eastAsiaTheme="majorEastAsia" w:hAnsiTheme="majorHAnsi" w:cstheme="majorBidi"/>
+        <w:rFonts/>
         <w:b/>
         <w:bCs/>
       </w:rPr>
@@ -4033,7 +3863,7 @@
         <w:spacing w:before="0" w:after="0" w:line="240" w:lineRule="auto"/>
       </w:pPr>
       <w:rPr>
-        <w:rFonts w:asciiTheme="majorHAnsi" w:eastAsiaTheme="majorEastAsia" w:hAnsiTheme="majorHAnsi" w:cstheme="majorBidi"/>
+        <w:rFonts/>
         <w:b/>
         <w:bCs/>
       </w:rPr>
@@ -4051,14 +3881,14 @@
     </w:tblStylePr>
     <w:tblStylePr w:type="firstCol">
       <w:rPr>
-        <w:rFonts w:asciiTheme="majorHAnsi" w:eastAsiaTheme="majorEastAsia" w:hAnsiTheme="majorHAnsi" w:cstheme="majorBidi"/>
+        <w:rFonts/>
         <w:b/>
         <w:bCs/>
       </w:rPr>
     </w:tblStylePr>
     <w:tblStylePr w:type="lastCol">
       <w:rPr>
-        <w:rFonts w:asciiTheme="majorHAnsi" w:eastAsiaTheme="majorEastAsia" w:hAnsiTheme="majorHAnsi" w:cstheme="majorBidi"/>
+        <w:rFonts/>
         <w:b/>
         <w:bCs/>
       </w:rPr>
@@ -5923,7 +5753,7 @@
     </w:tblPr>
     <w:tblStylePr w:type="firstRow">
       <w:rPr>
-        <w:rFonts w:asciiTheme="majorHAnsi" w:eastAsiaTheme="majorEastAsia" w:hAnsiTheme="majorHAnsi" w:cstheme="majorBidi"/>
+        <w:rFonts/>
       </w:rPr>
       <w:tblPr/>
       <w:tcPr>
@@ -6007,7 +5837,7 @@
     </w:tblPr>
     <w:tblStylePr w:type="firstRow">
       <w:rPr>
-        <w:rFonts w:asciiTheme="majorHAnsi" w:eastAsiaTheme="majorEastAsia" w:hAnsiTheme="majorHAnsi" w:cstheme="majorBidi"/>
+        <w:rFonts/>
       </w:rPr>
       <w:tblPr/>
       <w:tcPr>
@@ -6091,7 +5921,7 @@
     </w:tblPr>
     <w:tblStylePr w:type="firstRow">
       <w:rPr>
-        <w:rFonts w:asciiTheme="majorHAnsi" w:eastAsiaTheme="majorEastAsia" w:hAnsiTheme="majorHAnsi" w:cstheme="majorBidi"/>
+        <w:rFonts/>
       </w:rPr>
       <w:tblPr/>
       <w:tcPr>
@@ -6175,7 +6005,7 @@
     </w:tblPr>
     <w:tblStylePr w:type="firstRow">
       <w:rPr>
-        <w:rFonts w:asciiTheme="majorHAnsi" w:eastAsiaTheme="majorEastAsia" w:hAnsiTheme="majorHAnsi" w:cstheme="majorBidi"/>
+        <w:rFonts/>
       </w:rPr>
       <w:tblPr/>
       <w:tcPr>
@@ -6259,7 +6089,7 @@
     </w:tblPr>
     <w:tblStylePr w:type="firstRow">
       <w:rPr>
-        <w:rFonts w:asciiTheme="majorHAnsi" w:eastAsiaTheme="majorEastAsia" w:hAnsiTheme="majorHAnsi" w:cstheme="majorBidi"/>
+        <w:rFonts/>
       </w:rPr>
       <w:tblPr/>
       <w:tcPr>
@@ -6343,7 +6173,7 @@
     </w:tblPr>
     <w:tblStylePr w:type="firstRow">
       <w:rPr>
-        <w:rFonts w:asciiTheme="majorHAnsi" w:eastAsiaTheme="majorEastAsia" w:hAnsiTheme="majorHAnsi" w:cstheme="majorBidi"/>
+        <w:rFonts/>
       </w:rPr>
       <w:tblPr/>
       <w:tcPr>
@@ -6427,7 +6257,7 @@
     </w:tblPr>
     <w:tblStylePr w:type="firstRow">
       <w:rPr>
-        <w:rFonts w:asciiTheme="majorHAnsi" w:eastAsiaTheme="majorEastAsia" w:hAnsiTheme="majorHAnsi" w:cstheme="majorBidi"/>
+        <w:rFonts/>
       </w:rPr>
       <w:tblPr/>
       <w:tcPr>
@@ -6492,7 +6322,7 @@
       <w:spacing w:after="0" w:line="240" w:lineRule="auto"/>
     </w:pPr>
     <w:rPr>
-      <w:rFonts w:asciiTheme="majorHAnsi" w:eastAsiaTheme="majorEastAsia" w:hAnsiTheme="majorHAnsi" w:cstheme="majorBidi"/>
+      <w:rFonts/>
       <w:color w:val="000000" w:themeColor="text1"/>
     </w:rPr>
     <w:tblPr>
@@ -6620,7 +6450,7 @@
       <w:spacing w:after="0" w:line="240" w:lineRule="auto"/>
     </w:pPr>
     <w:rPr>
-      <w:rFonts w:asciiTheme="majorHAnsi" w:eastAsiaTheme="majorEastAsia" w:hAnsiTheme="majorHAnsi" w:cstheme="majorBidi"/>
+      <w:rFonts/>
       <w:color w:val="000000" w:themeColor="text1"/>
     </w:rPr>
     <w:tblPr>
@@ -6748,7 +6578,7 @@
       <w:spacing w:after="0" w:line="240" w:lineRule="auto"/>
     </w:pPr>
     <w:rPr>
-      <w:rFonts w:asciiTheme="majorHAnsi" w:eastAsiaTheme="majorEastAsia" w:hAnsiTheme="majorHAnsi" w:cstheme="majorBidi"/>
+      <w:rFonts/>
       <w:color w:val="000000" w:themeColor="text1"/>
     </w:rPr>
     <w:tblPr>
@@ -6876,7 +6706,7 @@
       <w:spacing w:after="0" w:line="240" w:lineRule="auto"/>
     </w:pPr>
     <w:rPr>
-      <w:rFonts w:asciiTheme="majorHAnsi" w:eastAsiaTheme="majorEastAsia" w:hAnsiTheme="majorHAnsi" w:cstheme="majorBidi"/>
+      <w:rFonts/>
       <w:color w:val="000000" w:themeColor="text1"/>
     </w:rPr>
     <w:tblPr>
@@ -7004,7 +6834,7 @@
       <w:spacing w:after="0" w:line="240" w:lineRule="auto"/>
     </w:pPr>
     <w:rPr>
-      <w:rFonts w:asciiTheme="majorHAnsi" w:eastAsiaTheme="majorEastAsia" w:hAnsiTheme="majorHAnsi" w:cstheme="majorBidi"/>
+      <w:rFonts/>
       <w:color w:val="000000" w:themeColor="text1"/>
     </w:rPr>
     <w:tblPr>
@@ -7132,7 +6962,7 @@
       <w:spacing w:after="0" w:line="240" w:lineRule="auto"/>
     </w:pPr>
     <w:rPr>
-      <w:rFonts w:asciiTheme="majorHAnsi" w:eastAsiaTheme="majorEastAsia" w:hAnsiTheme="majorHAnsi" w:cstheme="majorBidi"/>
+      <w:rFonts/>
       <w:color w:val="000000" w:themeColor="text1"/>
     </w:rPr>
     <w:tblPr>
@@ -7260,7 +7090,7 @@
       <w:spacing w:after="0" w:line="240" w:lineRule="auto"/>
     </w:pPr>
     <w:rPr>
-      <w:rFonts w:asciiTheme="majorHAnsi" w:eastAsiaTheme="majorEastAsia" w:hAnsiTheme="majorHAnsi" w:cstheme="majorBidi"/>
+      <w:rFonts/>
       <w:color w:val="000000" w:themeColor="text1"/>
     </w:rPr>
     <w:tblPr>
@@ -7899,7 +7729,7 @@
       <w:spacing w:after="0" w:line="240" w:lineRule="auto"/>
     </w:pPr>
     <w:rPr>
-      <w:rFonts w:asciiTheme="majorHAnsi" w:eastAsiaTheme="majorEastAsia" w:hAnsiTheme="majorHAnsi" w:cstheme="majorBidi"/>
+      <w:rFonts/>
       <w:color w:val="000000" w:themeColor="text1"/>
     </w:rPr>
     <w:tblPr>
@@ -8024,7 +7854,7 @@
       <w:spacing w:after="0" w:line="240" w:lineRule="auto"/>
     </w:pPr>
     <w:rPr>
-      <w:rFonts w:asciiTheme="majorHAnsi" w:eastAsiaTheme="majorEastAsia" w:hAnsiTheme="majorHAnsi" w:cstheme="majorBidi"/>
+      <w:rFonts/>
       <w:color w:val="000000" w:themeColor="text1"/>
     </w:rPr>
     <w:tblPr>
@@ -8149,7 +7979,7 @@
       <w:spacing w:after="0" w:line="240" w:lineRule="auto"/>
     </w:pPr>
     <w:rPr>
-      <w:rFonts w:asciiTheme="majorHAnsi" w:eastAsiaTheme="majorEastAsia" w:hAnsiTheme="majorHAnsi" w:cstheme="majorBidi"/>
+      <w:rFonts/>
       <w:color w:val="000000" w:themeColor="text1"/>
     </w:rPr>
     <w:tblPr>
@@ -8274,7 +8104,7 @@
       <w:spacing w:after="0" w:line="240" w:lineRule="auto"/>
     </w:pPr>
     <w:rPr>
-      <w:rFonts w:asciiTheme="majorHAnsi" w:eastAsiaTheme="majorEastAsia" w:hAnsiTheme="majorHAnsi" w:cstheme="majorBidi"/>
+      <w:rFonts/>
       <w:color w:val="000000" w:themeColor="text1"/>
     </w:rPr>
     <w:tblPr>
@@ -8399,7 +8229,7 @@
       <w:spacing w:after="0" w:line="240" w:lineRule="auto"/>
     </w:pPr>
     <w:rPr>
-      <w:rFonts w:asciiTheme="majorHAnsi" w:eastAsiaTheme="majorEastAsia" w:hAnsiTheme="majorHAnsi" w:cstheme="majorBidi"/>
+      <w:rFonts/>
       <w:color w:val="000000" w:themeColor="text1"/>
     </w:rPr>
     <w:tblPr>
@@ -8524,7 +8354,7 @@
       <w:spacing w:after="0" w:line="240" w:lineRule="auto"/>
     </w:pPr>
     <w:rPr>
-      <w:rFonts w:asciiTheme="majorHAnsi" w:eastAsiaTheme="majorEastAsia" w:hAnsiTheme="majorHAnsi" w:cstheme="majorBidi"/>
+      <w:rFonts/>
       <w:color w:val="000000" w:themeColor="text1"/>
     </w:rPr>
     <w:tblPr>
@@ -8649,7 +8479,7 @@
       <w:spacing w:after="0" w:line="240" w:lineRule="auto"/>
     </w:pPr>
     <w:rPr>
-      <w:rFonts w:asciiTheme="majorHAnsi" w:eastAsiaTheme="majorEastAsia" w:hAnsiTheme="majorHAnsi" w:cstheme="majorBidi"/>
+      <w:rFonts/>
       <w:color w:val="000000" w:themeColor="text1"/>
     </w:rPr>
     <w:tblPr>
